--- a/technical_document/docx/03_maintenance/DOC-03-MNT-05_Keycloak_Realm_Secrets_Rotation_and_Certificate_Rollover.docx
+++ b/technical_document/docx/03_maintenance/DOC-03-MNT-05_Keycloak_Realm_Secrets_Rotation_and_Certificate_Rollover.docx
@@ -1560,6 +1560,58 @@
           </w:p>
         </w:tc>
       </w:tr>
+      <w:tr>
+        <w:tc>
+          <w:tcPr>
+            <w:tcW w:type="dxa" w:w="1872"/>
+          </w:tcPr>
+          <w:p>
+            <w:r>
+              <w:t>3.1.0</w:t>
+            </w:r>
+          </w:p>
+        </w:tc>
+        <w:tc>
+          <w:tcPr>
+            <w:tcW w:type="dxa" w:w="1872"/>
+          </w:tcPr>
+          <w:p>
+            <w:r>
+              <w:t>October 2026</w:t>
+            </w:r>
+          </w:p>
+        </w:tc>
+        <w:tc>
+          <w:tcPr>
+            <w:tcW w:type="dxa" w:w="1872"/>
+          </w:tcPr>
+          <w:p>
+            <w:r>
+              <w:t>Independent Forensic Re-audit</w:t>
+            </w:r>
+          </w:p>
+        </w:tc>
+        <w:tc>
+          <w:tcPr>
+            <w:tcW w:type="dxa" w:w="1872"/>
+          </w:tcPr>
+          <w:p>
+            <w:r>
+              <w:t>Factual corrections per audit/docx_forensic_audit_2026-10-08.md</w:t>
+            </w:r>
+          </w:p>
+        </w:tc>
+        <w:tc>
+          <w:tcPr>
+            <w:tcW w:type="dxa" w:w="1872"/>
+          </w:tcPr>
+          <w:p>
+            <w:r>
+              <w:t>Applied</w:t>
+            </w:r>
+          </w:p>
+        </w:tc>
+      </w:tr>
     </w:tbl>
     <w:p>
       <w:pPr>
@@ -1733,7 +1785,7 @@
           <w:color w:val="2D3748"/>
           <w:sz w:val="19"/>
         </w:rPr>
-        <w:t>OAuth2 Client Secrets (`ulms-api`, `fineract-client`):</w:t>
+        <w:t>OAuth2 client credentials (single seeded public client `ulms-web`; confidential service clients only when explicitly provisioned):</w:t>
       </w:r>
       <w:r>
         <w:rPr>
